--- a/Лабораторные работы/1 Лабораторная/1 лаба.docx
+++ b/Лабораторные работы/1 Лабораторная/1 лаба.docx
@@ -342,7 +342,7 @@
           <w:sz w:val="28"/>
           <w:szCs w:val="28"/>
         </w:rPr>
-        <w:t>Преподаватель</w:t>
+        <w:t>Проверил</w:t>
       </w:r>
     </w:p>
     <w:p>
@@ -360,24 +360,6 @@
           <w:sz w:val="28"/>
           <w:szCs w:val="28"/>
         </w:rPr>
-        <w:t>Преподаватель по программированию</w:t>
-      </w:r>
-    </w:p>
-    <w:p>
-      <w:pPr>
-        <w:jc w:val="right"/>
-        <w:rPr>
-          <w:rFonts w:ascii="Times New Roman" w:hAnsi="Times New Roman" w:cs="Times New Roman"/>
-          <w:sz w:val="28"/>
-          <w:szCs w:val="28"/>
-        </w:rPr>
-      </w:pPr>
-      <w:r>
-        <w:rPr>
-          <w:rFonts w:ascii="Times New Roman" w:hAnsi="Times New Roman" w:cs="Times New Roman"/>
-          <w:sz w:val="28"/>
-          <w:szCs w:val="28"/>
-        </w:rPr>
         <w:t>Поделенюк П.П</w:t>
       </w:r>
       <w:r>
@@ -391,7 +373,6 @@
     </w:p>
     <w:p>
       <w:pPr>
-        <w:jc w:val="right"/>
         <w:rPr>
           <w:rFonts w:ascii="Times New Roman" w:hAnsi="Times New Roman" w:cs="Times New Roman"/>
           <w:color w:val="FF0000"/>
@@ -399,6 +380,140 @@
           <w:szCs w:val="28"/>
         </w:rPr>
       </w:pPr>
+      <w:r>
+        <w:rPr>
+          <w:rFonts w:ascii="Times New Roman" w:hAnsi="Times New Roman" w:cs="Times New Roman"/>
+          <w:color w:val="FF0000"/>
+          <w:sz w:val="28"/>
+          <w:szCs w:val="28"/>
+        </w:rPr>
+        <w:t xml:space="preserve">            </w:t>
+      </w:r>
+      <w:r>
+        <w:rPr>
+          <w:rFonts w:ascii="Times New Roman" w:hAnsi="Times New Roman" w:cs="Times New Roman"/>
+          <w:color w:val="FF0000"/>
+          <w:sz w:val="28"/>
+          <w:szCs w:val="28"/>
+        </w:rPr>
+        <w:tab/>
+      </w:r>
+      <w:r>
+        <w:rPr>
+          <w:rFonts w:ascii="Times New Roman" w:hAnsi="Times New Roman" w:cs="Times New Roman"/>
+          <w:color w:val="FF0000"/>
+          <w:sz w:val="28"/>
+          <w:szCs w:val="28"/>
+        </w:rPr>
+        <w:tab/>
+      </w:r>
+      <w:r>
+        <w:rPr>
+          <w:rFonts w:ascii="Times New Roman" w:hAnsi="Times New Roman" w:cs="Times New Roman"/>
+          <w:color w:val="FF0000"/>
+          <w:sz w:val="28"/>
+          <w:szCs w:val="28"/>
+        </w:rPr>
+        <w:tab/>
+      </w:r>
+      <w:r>
+        <w:rPr>
+          <w:rFonts w:ascii="Times New Roman" w:hAnsi="Times New Roman" w:cs="Times New Roman"/>
+          <w:color w:val="FF0000"/>
+          <w:sz w:val="28"/>
+          <w:szCs w:val="28"/>
+        </w:rPr>
+        <w:tab/>
+      </w:r>
+      <w:r>
+        <w:rPr>
+          <w:rFonts w:ascii="Times New Roman" w:hAnsi="Times New Roman" w:cs="Times New Roman"/>
+          <w:color w:val="FF0000"/>
+          <w:sz w:val="28"/>
+          <w:szCs w:val="28"/>
+        </w:rPr>
+        <w:tab/>
+      </w:r>
+      <w:r>
+        <w:rPr>
+          <w:rFonts w:ascii="Times New Roman" w:hAnsi="Times New Roman" w:cs="Times New Roman"/>
+          <w:color w:val="FF0000"/>
+          <w:sz w:val="28"/>
+          <w:szCs w:val="28"/>
+        </w:rPr>
+        <w:tab/>
+      </w:r>
+      <w:r>
+        <w:rPr>
+          <w:rFonts w:ascii="Times New Roman" w:hAnsi="Times New Roman" w:cs="Times New Roman"/>
+          <w:color w:val="FF0000"/>
+          <w:sz w:val="28"/>
+          <w:szCs w:val="28"/>
+        </w:rPr>
+        <w:tab/>
+      </w:r>
+      <w:r>
+        <w:rPr>
+          <w:rFonts w:ascii="Times New Roman" w:hAnsi="Times New Roman" w:cs="Times New Roman"/>
+          <w:color w:val="FF0000"/>
+          <w:sz w:val="28"/>
+          <w:szCs w:val="28"/>
+        </w:rPr>
+        <w:tab/>
+      </w:r>
+      <w:r>
+        <w:rPr>
+          <w:rFonts w:ascii="Times New Roman" w:hAnsi="Times New Roman" w:cs="Times New Roman"/>
+          <w:sz w:val="28"/>
+          <w:szCs w:val="28"/>
+        </w:rPr>
+        <w:t>__________</w:t>
+      </w:r>
+      <w:r>
+        <w:rPr>
+          <w:rFonts w:ascii="Times New Roman" w:hAnsi="Times New Roman" w:cs="Times New Roman"/>
+          <w:sz w:val="28"/>
+          <w:szCs w:val="28"/>
+        </w:rPr>
+        <w:tab/>
+        <w:t>__подпись</w:t>
+      </w:r>
+      <w:r>
+        <w:rPr>
+          <w:rFonts w:ascii="Times New Roman" w:hAnsi="Times New Roman" w:cs="Times New Roman"/>
+          <w:color w:val="FF0000"/>
+          <w:sz w:val="28"/>
+          <w:szCs w:val="28"/>
+        </w:rPr>
+        <w:tab/>
+      </w:r>
+      <w:r>
+        <w:rPr>
+          <w:rFonts w:ascii="Times New Roman" w:hAnsi="Times New Roman" w:cs="Times New Roman"/>
+          <w:color w:val="FF0000"/>
+          <w:sz w:val="28"/>
+          <w:szCs w:val="28"/>
+        </w:rPr>
+        <w:tab/>
+      </w:r>
+      <w:r>
+        <w:rPr>
+          <w:rFonts w:ascii="Times New Roman" w:hAnsi="Times New Roman" w:cs="Times New Roman"/>
+          <w:color w:val="FF0000"/>
+          <w:sz w:val="28"/>
+          <w:szCs w:val="28"/>
+        </w:rPr>
+        <w:tab/>
+      </w:r>
+      <w:r>
+        <w:rPr>
+          <w:rFonts w:ascii="Times New Roman" w:hAnsi="Times New Roman" w:cs="Times New Roman"/>
+          <w:color w:val="FF0000"/>
+          <w:sz w:val="28"/>
+          <w:szCs w:val="28"/>
+        </w:rPr>
+        <w:tab/>
+      </w:r>
     </w:p>
     <w:p>
       <w:pPr>
@@ -485,7 +600,17 @@
           <w:sz w:val="28"/>
           <w:szCs w:val="28"/>
         </w:rPr>
-        <w:t>Санкт-Петербург 2023</w:t>
+        <w:t>Санкт-Петербур</w:t>
+      </w:r>
+      <w:bookmarkStart w:id="0" w:name="_GoBack"/>
+      <w:bookmarkEnd w:id="0"/>
+      <w:r>
+        <w:rPr>
+          <w:rFonts w:ascii="Times New Roman" w:hAnsi="Times New Roman" w:cs="Times New Roman"/>
+          <w:sz w:val="28"/>
+          <w:szCs w:val="28"/>
+        </w:rPr>
+        <w:t>г 2023</w:t>
       </w:r>
     </w:p>
     <w:tbl>
@@ -1340,8 +1465,8 @@
       <w:pPr>
         <w:pStyle w:val="1"/>
       </w:pPr>
-      <w:bookmarkStart w:id="0" w:name="_Toc123838966"/>
-      <w:bookmarkStart w:id="1" w:name="_Toc123657277"/>
+      <w:bookmarkStart w:id="1" w:name="_Toc123838966"/>
+      <w:bookmarkStart w:id="2" w:name="_Toc123657277"/>
       <w:r>
         <w:t>Ц</w:t>
       </w:r>
@@ -1351,10 +1476,10 @@
       <w:r>
         <w:t xml:space="preserve"> работы</w:t>
       </w:r>
-      <w:bookmarkEnd w:id="0"/>
+      <w:bookmarkEnd w:id="1"/>
     </w:p>
     <w:p/>
-    <w:bookmarkEnd w:id="1"/>
+    <w:bookmarkEnd w:id="2"/>
     <w:p>
       <w:pPr>
         <w:ind w:firstLine="708"/>
@@ -1441,37 +1566,63 @@
         </w:rPr>
         <w:t>Реализации рекурсивной функции.</w:t>
       </w:r>
-    </w:p>
-    <w:p>
-      <w:pPr>
-        <w:rPr>
-          <w:rFonts w:ascii="Times New Roman" w:hAnsi="Times New Roman" w:cs="Times New Roman"/>
-          <w:b/>
-          <w:sz w:val="32"/>
-          <w:szCs w:val="32"/>
-        </w:rPr>
-      </w:pPr>
+      <w:bookmarkStart w:id="3" w:name="_Toc123838967"/>
     </w:p>
     <w:p>
       <w:pPr>
         <w:pStyle w:val="1"/>
       </w:pPr>
-      <w:bookmarkStart w:id="2" w:name="_Toc123838967"/>
-      <w:r>
+    </w:p>
+    <w:p>
+      <w:pPr>
+        <w:pStyle w:val="1"/>
+      </w:pPr>
+    </w:p>
+    <w:p>
+      <w:pPr>
+        <w:pStyle w:val="1"/>
+      </w:pPr>
+    </w:p>
+    <w:p>
+      <w:pPr>
+        <w:pStyle w:val="1"/>
+      </w:pPr>
+    </w:p>
+    <w:p>
+      <w:pPr>
+        <w:pStyle w:val="1"/>
+      </w:pPr>
+    </w:p>
+    <w:p>
+      <w:pPr>
+        <w:pStyle w:val="1"/>
+      </w:pPr>
+    </w:p>
+    <w:p>
+      <w:pPr>
+        <w:pStyle w:val="1"/>
+      </w:pPr>
+    </w:p>
+    <w:p>
+      <w:pPr>
+        <w:pStyle w:val="1"/>
+      </w:pPr>
+    </w:p>
+    <w:p>
+      <w:pPr>
+        <w:pStyle w:val="1"/>
+      </w:pPr>
+    </w:p>
+    <w:p/>
+    <w:p>
+      <w:pPr>
+        <w:pStyle w:val="1"/>
+      </w:pPr>
+      <w:r>
+        <w:lastRenderedPageBreak/>
         <w:t>Формулировка задания</w:t>
       </w:r>
-      <w:bookmarkEnd w:id="2"/>
-    </w:p>
-    <w:p>
-      <w:pPr>
-        <w:jc w:val="center"/>
-        <w:rPr>
-          <w:rFonts w:ascii="Times New Roman" w:hAnsi="Times New Roman" w:cs="Times New Roman"/>
-          <w:b/>
-          <w:sz w:val="32"/>
-          <w:szCs w:val="32"/>
-        </w:rPr>
-      </w:pPr>
+      <w:bookmarkEnd w:id="3"/>
     </w:p>
     <w:p>
       <w:pPr>
@@ -1811,14 +1962,88 @@
           <w:rFonts w:ascii="Times New Roman" w:hAnsi="Times New Roman" w:cs="Times New Roman"/>
         </w:rPr>
       </w:pPr>
-      <w:bookmarkStart w:id="3" w:name="_Toc123838968"/>
-      <w:r>
-        <w:rPr>
-          <w:rFonts w:ascii="Times New Roman" w:hAnsi="Times New Roman" w:cs="Times New Roman"/>
-        </w:rPr>
+      <w:bookmarkStart w:id="4" w:name="_Toc123838968"/>
+    </w:p>
+    <w:p>
+      <w:pPr>
+        <w:pStyle w:val="1"/>
+        <w:rPr>
+          <w:rFonts w:ascii="Times New Roman" w:hAnsi="Times New Roman" w:cs="Times New Roman"/>
+        </w:rPr>
+      </w:pPr>
+    </w:p>
+    <w:p>
+      <w:pPr>
+        <w:pStyle w:val="1"/>
+        <w:rPr>
+          <w:rFonts w:ascii="Times New Roman" w:hAnsi="Times New Roman" w:cs="Times New Roman"/>
+        </w:rPr>
+      </w:pPr>
+    </w:p>
+    <w:p>
+      <w:pPr>
+        <w:pStyle w:val="1"/>
+        <w:rPr>
+          <w:rFonts w:ascii="Times New Roman" w:hAnsi="Times New Roman" w:cs="Times New Roman"/>
+        </w:rPr>
+      </w:pPr>
+    </w:p>
+    <w:p>
+      <w:pPr>
+        <w:pStyle w:val="1"/>
+        <w:rPr>
+          <w:rFonts w:ascii="Times New Roman" w:hAnsi="Times New Roman" w:cs="Times New Roman"/>
+        </w:rPr>
+      </w:pPr>
+    </w:p>
+    <w:p>
+      <w:pPr>
+        <w:pStyle w:val="1"/>
+        <w:rPr>
+          <w:rFonts w:ascii="Times New Roman" w:hAnsi="Times New Roman" w:cs="Times New Roman"/>
+        </w:rPr>
+      </w:pPr>
+    </w:p>
+    <w:p>
+      <w:pPr>
+        <w:pStyle w:val="1"/>
+        <w:rPr>
+          <w:rFonts w:ascii="Times New Roman" w:hAnsi="Times New Roman" w:cs="Times New Roman"/>
+        </w:rPr>
+      </w:pPr>
+    </w:p>
+    <w:p>
+      <w:pPr>
+        <w:pStyle w:val="1"/>
+        <w:rPr>
+          <w:rFonts w:ascii="Times New Roman" w:hAnsi="Times New Roman" w:cs="Times New Roman"/>
+        </w:rPr>
+      </w:pPr>
+    </w:p>
+    <w:p>
+      <w:pPr>
+        <w:pStyle w:val="1"/>
+        <w:rPr>
+          <w:rFonts w:ascii="Times New Roman" w:hAnsi="Times New Roman" w:cs="Times New Roman"/>
+        </w:rPr>
+      </w:pPr>
+    </w:p>
+    <w:p/>
+    <w:p>
+      <w:pPr>
+        <w:pStyle w:val="1"/>
+        <w:rPr>
+          <w:rFonts w:ascii="Times New Roman" w:hAnsi="Times New Roman" w:cs="Times New Roman"/>
+        </w:rPr>
+      </w:pPr>
+      <w:r>
+        <w:rPr>
+          <w:rFonts w:ascii="Times New Roman" w:hAnsi="Times New Roman" w:cs="Times New Roman"/>
+        </w:rPr>
+        <w:lastRenderedPageBreak/>
         <w:t>Ход работы</w:t>
       </w:r>
-      <w:bookmarkEnd w:id="3"/>
+      <w:bookmarkEnd w:id="4"/>
     </w:p>
     <w:p/>
     <w:p>
@@ -1912,16 +2137,7 @@
           <w:sz w:val="28"/>
           <w:szCs w:val="28"/>
         </w:rPr>
-        <w:t xml:space="preserve">). Программа будет ставить знаки + и – так, чтобы заданные числа давали заданную итоговую сумму. Результат программы будет выведен в файл </w:t>
-      </w:r>
-      <w:r>
-        <w:rPr>
-          <w:rFonts w:ascii="Times New Roman" w:hAnsi="Times New Roman" w:cs="Times New Roman"/>
-          <w:sz w:val="28"/>
-          <w:szCs w:val="28"/>
-        </w:rPr>
-        <w:lastRenderedPageBreak/>
-        <w:t>с подробной расстановкой знаков. В случае неверно введенных пользователем в файл данных( числа ни при каких условиях не дают итоговой суммы) будет выведено в файл “</w:t>
+        <w:t>). Программа будет ставить знаки + и – так, чтобы заданные числа давали заданную итоговую сумму. Результат программы будет выведен в файл с подробной расстановкой знаков. В случае неверно введенных пользователем в файл данных( числа ни при каких условиях не дают итоговой суммы) будет выведено в файл “</w:t>
       </w:r>
       <w:r>
         <w:rPr>
@@ -1957,33 +2173,6 @@
         </w:rPr>
         <w:t>” .</w:t>
       </w:r>
-    </w:p>
-    <w:p>
-      <w:pPr>
-        <w:pStyle w:val="1"/>
-        <w:rPr>
-          <w:rFonts w:ascii="Times New Roman" w:hAnsi="Times New Roman" w:cs="Times New Roman"/>
-        </w:rPr>
-      </w:pPr>
-      <w:bookmarkStart w:id="4" w:name="_Toc123838969"/>
-      <w:r>
-        <w:rPr>
-          <w:rFonts w:ascii="Times New Roman" w:hAnsi="Times New Roman" w:cs="Times New Roman"/>
-        </w:rPr>
-        <w:t>Результаты работы</w:t>
-      </w:r>
-      <w:bookmarkEnd w:id="4"/>
-    </w:p>
-    <w:p>
-      <w:pPr>
-        <w:jc w:val="center"/>
-        <w:rPr>
-          <w:rFonts w:ascii="Times New Roman" w:hAnsi="Times New Roman" w:cs="Times New Roman"/>
-          <w:b/>
-          <w:sz w:val="32"/>
-          <w:szCs w:val="32"/>
-        </w:rPr>
-      </w:pPr>
     </w:p>
     <w:p>
       <w:pPr>
@@ -2833,6 +3022,159 @@
     </w:p>
     <w:p>
       <w:pPr>
+        <w:rPr>
+          <w:rFonts w:ascii="Times New Roman" w:hAnsi="Times New Roman" w:cs="Times New Roman"/>
+          <w:sz w:val="28"/>
+          <w:szCs w:val="28"/>
+        </w:rPr>
+      </w:pPr>
+    </w:p>
+    <w:p>
+      <w:pPr>
+        <w:rPr>
+          <w:rFonts w:ascii="Times New Roman" w:hAnsi="Times New Roman" w:cs="Times New Roman"/>
+          <w:sz w:val="28"/>
+          <w:szCs w:val="28"/>
+        </w:rPr>
+      </w:pPr>
+    </w:p>
+    <w:p>
+      <w:pPr>
+        <w:rPr>
+          <w:rFonts w:ascii="Times New Roman" w:hAnsi="Times New Roman" w:cs="Times New Roman"/>
+          <w:sz w:val="28"/>
+          <w:szCs w:val="28"/>
+        </w:rPr>
+      </w:pPr>
+    </w:p>
+    <w:p>
+      <w:pPr>
+        <w:rPr>
+          <w:rFonts w:ascii="Times New Roman" w:hAnsi="Times New Roman" w:cs="Times New Roman"/>
+          <w:sz w:val="28"/>
+          <w:szCs w:val="28"/>
+        </w:rPr>
+      </w:pPr>
+    </w:p>
+    <w:p>
+      <w:pPr>
+        <w:rPr>
+          <w:rFonts w:ascii="Times New Roman" w:hAnsi="Times New Roman" w:cs="Times New Roman"/>
+          <w:sz w:val="28"/>
+          <w:szCs w:val="28"/>
+        </w:rPr>
+      </w:pPr>
+    </w:p>
+    <w:p>
+      <w:pPr>
+        <w:rPr>
+          <w:rFonts w:ascii="Times New Roman" w:hAnsi="Times New Roman" w:cs="Times New Roman"/>
+          <w:sz w:val="28"/>
+          <w:szCs w:val="28"/>
+        </w:rPr>
+      </w:pPr>
+    </w:p>
+    <w:p>
+      <w:pPr>
+        <w:rPr>
+          <w:rFonts w:ascii="Times New Roman" w:hAnsi="Times New Roman" w:cs="Times New Roman"/>
+          <w:sz w:val="28"/>
+          <w:szCs w:val="28"/>
+        </w:rPr>
+      </w:pPr>
+    </w:p>
+    <w:p>
+      <w:pPr>
+        <w:rPr>
+          <w:rFonts w:ascii="Times New Roman" w:hAnsi="Times New Roman" w:cs="Times New Roman"/>
+          <w:sz w:val="28"/>
+          <w:szCs w:val="28"/>
+        </w:rPr>
+      </w:pPr>
+    </w:p>
+    <w:p>
+      <w:pPr>
+        <w:rPr>
+          <w:rFonts w:ascii="Times New Roman" w:hAnsi="Times New Roman" w:cs="Times New Roman"/>
+          <w:sz w:val="28"/>
+          <w:szCs w:val="28"/>
+        </w:rPr>
+      </w:pPr>
+    </w:p>
+    <w:p>
+      <w:pPr>
+        <w:rPr>
+          <w:rFonts w:ascii="Times New Roman" w:hAnsi="Times New Roman" w:cs="Times New Roman"/>
+          <w:sz w:val="28"/>
+          <w:szCs w:val="28"/>
+        </w:rPr>
+      </w:pPr>
+    </w:p>
+    <w:p>
+      <w:pPr>
+        <w:rPr>
+          <w:rFonts w:ascii="Times New Roman" w:hAnsi="Times New Roman" w:cs="Times New Roman"/>
+          <w:sz w:val="28"/>
+          <w:szCs w:val="28"/>
+        </w:rPr>
+      </w:pPr>
+    </w:p>
+    <w:p>
+      <w:pPr>
+        <w:rPr>
+          <w:rFonts w:ascii="Times New Roman" w:hAnsi="Times New Roman" w:cs="Times New Roman"/>
+          <w:sz w:val="28"/>
+          <w:szCs w:val="28"/>
+        </w:rPr>
+      </w:pPr>
+    </w:p>
+    <w:p>
+      <w:pPr>
+        <w:rPr>
+          <w:rFonts w:ascii="Times New Roman" w:hAnsi="Times New Roman" w:cs="Times New Roman"/>
+          <w:sz w:val="28"/>
+          <w:szCs w:val="28"/>
+        </w:rPr>
+      </w:pPr>
+    </w:p>
+    <w:p>
+      <w:pPr>
+        <w:rPr>
+          <w:rFonts w:ascii="Times New Roman" w:hAnsi="Times New Roman" w:cs="Times New Roman"/>
+          <w:sz w:val="28"/>
+          <w:szCs w:val="28"/>
+        </w:rPr>
+      </w:pPr>
+    </w:p>
+    <w:p>
+      <w:pPr>
+        <w:rPr>
+          <w:rFonts w:ascii="Times New Roman" w:hAnsi="Times New Roman" w:cs="Times New Roman"/>
+          <w:sz w:val="28"/>
+          <w:szCs w:val="28"/>
+        </w:rPr>
+      </w:pPr>
+    </w:p>
+    <w:p>
+      <w:pPr>
+        <w:rPr>
+          <w:rFonts w:ascii="Times New Roman" w:hAnsi="Times New Roman" w:cs="Times New Roman"/>
+          <w:sz w:val="28"/>
+          <w:szCs w:val="28"/>
+        </w:rPr>
+      </w:pPr>
+    </w:p>
+    <w:p>
+      <w:pPr>
+        <w:rPr>
+          <w:rFonts w:ascii="Times New Roman" w:hAnsi="Times New Roman" w:cs="Times New Roman"/>
+          <w:sz w:val="28"/>
+          <w:szCs w:val="28"/>
+        </w:rPr>
+      </w:pPr>
+    </w:p>
+    <w:p>
+      <w:pPr>
         <w:pStyle w:val="1"/>
         <w:rPr>
           <w:rFonts w:ascii="Times New Roman" w:hAnsi="Times New Roman" w:cs="Times New Roman"/>
@@ -2843,72 +3185,18 @@
         <w:rPr>
           <w:rFonts w:ascii="Times New Roman" w:hAnsi="Times New Roman" w:cs="Times New Roman"/>
         </w:rPr>
-        <w:t>Вывод</w:t>
-      </w:r>
-      <w:bookmarkEnd w:id="5"/>
+        <w:lastRenderedPageBreak/>
+        <w:t>Результат работы</w:t>
+      </w:r>
     </w:p>
     <w:p/>
     <w:p>
-      <w:pPr>
-        <w:ind w:firstLine="708"/>
-        <w:rPr>
-          <w:rFonts w:ascii="Times New Roman" w:hAnsi="Times New Roman" w:cs="Times New Roman"/>
-          <w:sz w:val="28"/>
-          <w:szCs w:val="28"/>
-        </w:rPr>
-      </w:pPr>
-      <w:r>
-        <w:rPr>
-          <w:rFonts w:ascii="Times New Roman" w:hAnsi="Times New Roman" w:cs="Times New Roman"/>
-          <w:sz w:val="28"/>
-          <w:szCs w:val="28"/>
-        </w:rPr>
-        <w:t>Во время выполнения лабораторной работы был написан код для формирования из данных прилагаемого файла  выражения , состоящего из расставленных в определенном порядке знаков + и – так, чтобы сумма или разность чисел файла давала заданную сумму в нем. По результатам проведенной работы можно сделать вывод о том, что программа выполняет нужные требования в решении задачи и работает исправно.</w:t>
-      </w:r>
-    </w:p>
-    <w:p>
-      <w:pPr>
-        <w:ind w:firstLine="708"/>
-        <w:rPr>
-          <w:rFonts w:ascii="Times New Roman" w:hAnsi="Times New Roman" w:cs="Times New Roman"/>
-          <w:sz w:val="28"/>
-          <w:szCs w:val="28"/>
-        </w:rPr>
-      </w:pPr>
-    </w:p>
-    <w:p>
-      <w:pPr>
-        <w:ind w:firstLine="708"/>
-        <w:rPr>
-          <w:rFonts w:ascii="Times New Roman" w:hAnsi="Times New Roman" w:cs="Times New Roman"/>
-          <w:sz w:val="28"/>
-          <w:szCs w:val="28"/>
-        </w:rPr>
-      </w:pPr>
-    </w:p>
-    <w:p>
-      <w:pPr>
-        <w:pStyle w:val="1"/>
-      </w:pPr>
-    </w:p>
-    <w:p>
-      <w:pPr>
-        <w:pStyle w:val="1"/>
-      </w:pPr>
-      <w:bookmarkStart w:id="6" w:name="_Toc123838971"/>
-      <w:r>
-        <w:t>Листинг код</w:t>
-      </w:r>
-      <w:bookmarkEnd w:id="6"/>
-      <w:r>
-        <w:rPr>
-          <w:rFonts w:ascii="Times New Roman" w:hAnsi="Times New Roman" w:cs="Times New Roman"/>
-        </w:rPr>
+      <w:r>
         <w:drawing>
-          <wp:inline distT="0" distB="0" distL="0" distR="0" wp14:anchorId="42D99248" wp14:editId="2FCDAEA2">
-            <wp:extent cx="6120130" cy="4649631"/>
-            <wp:effectExtent l="0" t="0" r="0" b="0"/>
-            <wp:docPr id="3" name="Рисунок 3"/>
+          <wp:inline distT="0" distB="0" distL="0" distR="0" wp14:anchorId="5DE142D5" wp14:editId="25CDCD15">
+            <wp:extent cx="4077269" cy="5439535"/>
+            <wp:effectExtent l="0" t="0" r="0" b="8890"/>
+            <wp:docPr id="7" name="Рисунок 7"/>
             <wp:cNvGraphicFramePr>
               <a:graphicFrameLocks xmlns:a="http://schemas.openxmlformats.org/drawingml/2006/main" noChangeAspect="1"/>
             </wp:cNvGraphicFramePr>
@@ -2928,7 +3216,7 @@
                   <pic:spPr>
                     <a:xfrm>
                       <a:off x="0" y="0"/>
-                      <a:ext cx="6120130" cy="4649631"/>
+                      <a:ext cx="4077269" cy="5439535"/>
                     </a:xfrm>
                     <a:prstGeom prst="rect">
                       <a:avLst/>
@@ -2940,8 +3228,48 @@
           </wp:inline>
         </w:drawing>
       </w:r>
-      <w:bookmarkStart w:id="7" w:name="_GoBack"/>
-      <w:bookmarkEnd w:id="7"/>
+    </w:p>
+    <w:p>
+      <w:pPr>
+        <w:pStyle w:val="1"/>
+        <w:rPr>
+          <w:rFonts w:ascii="Times New Roman" w:hAnsi="Times New Roman" w:cs="Times New Roman"/>
+        </w:rPr>
+      </w:pPr>
+    </w:p>
+    <w:p>
+      <w:pPr>
+        <w:pStyle w:val="1"/>
+        <w:rPr>
+          <w:rFonts w:ascii="Times New Roman" w:hAnsi="Times New Roman" w:cs="Times New Roman"/>
+        </w:rPr>
+      </w:pPr>
+    </w:p>
+    <w:p>
+      <w:pPr>
+        <w:pStyle w:val="1"/>
+        <w:rPr>
+          <w:rFonts w:ascii="Times New Roman" w:hAnsi="Times New Roman" w:cs="Times New Roman"/>
+        </w:rPr>
+      </w:pPr>
+    </w:p>
+    <w:p/>
+    <w:p/>
+    <w:p>
+      <w:pPr>
+        <w:pStyle w:val="1"/>
+        <w:rPr>
+          <w:rFonts w:ascii="Times New Roman" w:hAnsi="Times New Roman" w:cs="Times New Roman"/>
+        </w:rPr>
+      </w:pPr>
+      <w:r>
+        <w:rPr>
+          <w:rFonts w:ascii="Times New Roman" w:hAnsi="Times New Roman" w:cs="Times New Roman"/>
+        </w:rPr>
+        <w:lastRenderedPageBreak/>
+        <w:t>Вывод</w:t>
+      </w:r>
+      <w:bookmarkEnd w:id="5"/>
     </w:p>
     <w:p>
       <w:pPr>
@@ -2952,6 +3280,109 @@
           <w:szCs w:val="28"/>
         </w:rPr>
       </w:pPr>
+      <w:r>
+        <w:rPr>
+          <w:rFonts w:ascii="Times New Roman" w:hAnsi="Times New Roman" w:cs="Times New Roman"/>
+          <w:sz w:val="28"/>
+          <w:szCs w:val="28"/>
+        </w:rPr>
+        <w:t>Во время выполнения лабораторной работы был написан код для формирования из данных прилагаемого файла  выражения , состоящего из расставленных в определенном порядке знаков + и – так, чтобы сумма или разность чисел файла давала заданную сумму в нем. По результатам проведенной работы можно сделать вывод о том, что программа выполняет нужные требования в решении задачи и работает исправно.</w:t>
+      </w:r>
+      <w:bookmarkStart w:id="6" w:name="_Toc123838971"/>
+    </w:p>
+    <w:p>
+      <w:pPr>
+        <w:pStyle w:val="1"/>
+      </w:pPr>
+    </w:p>
+    <w:p>
+      <w:pPr>
+        <w:pStyle w:val="1"/>
+      </w:pPr>
+    </w:p>
+    <w:p>
+      <w:pPr>
+        <w:pStyle w:val="1"/>
+      </w:pPr>
+    </w:p>
+    <w:p/>
+    <w:p/>
+    <w:p>
+      <w:pPr>
+        <w:pStyle w:val="1"/>
+        <w:rPr>
+          <w:rFonts w:ascii="Times New Roman" w:hAnsi="Times New Roman" w:cs="Times New Roman"/>
+          <w:noProof/>
+          <w:lang w:eastAsia="ru-RU"/>
+        </w:rPr>
+      </w:pPr>
+      <w:r>
+        <w:lastRenderedPageBreak/>
+        <w:t>Листинг код</w:t>
+      </w:r>
+      <w:bookmarkEnd w:id="6"/>
+      <w:r>
+        <w:rPr>
+          <w:rFonts w:ascii="Times New Roman" w:hAnsi="Times New Roman" w:cs="Times New Roman"/>
+          <w:noProof/>
+          <w:lang w:eastAsia="ru-RU"/>
+        </w:rPr>
+        <w:t>а</w:t>
+      </w:r>
+    </w:p>
+    <w:p>
+      <w:pPr>
+        <w:rPr>
+          <w:lang w:eastAsia="ru-RU"/>
+        </w:rPr>
+      </w:pPr>
+      <w:r>
+        <w:rPr>
+          <w:lang w:eastAsia="ru-RU"/>
+        </w:rPr>
+        <w:drawing>
+          <wp:inline distT="0" distB="0" distL="0" distR="0" wp14:anchorId="4B4CDE29" wp14:editId="2685992E">
+            <wp:extent cx="6120130" cy="4926929"/>
+            <wp:effectExtent l="0" t="0" r="0" b="7620"/>
+            <wp:docPr id="8" name="Рисунок 8"/>
+            <wp:cNvGraphicFramePr>
+              <a:graphicFrameLocks xmlns:a="http://schemas.openxmlformats.org/drawingml/2006/main" noChangeAspect="1"/>
+            </wp:cNvGraphicFramePr>
+            <a:graphic xmlns:a="http://schemas.openxmlformats.org/drawingml/2006/main">
+              <a:graphicData uri="http://schemas.openxmlformats.org/drawingml/2006/picture">
+                <pic:pic xmlns:pic="http://schemas.openxmlformats.org/drawingml/2006/picture">
+                  <pic:nvPicPr>
+                    <pic:cNvPr id="0" name=""/>
+                    <pic:cNvPicPr/>
+                  </pic:nvPicPr>
+                  <pic:blipFill>
+                    <a:blip r:embed="rId15"/>
+                    <a:stretch>
+                      <a:fillRect/>
+                    </a:stretch>
+                  </pic:blipFill>
+                  <pic:spPr>
+                    <a:xfrm>
+                      <a:off x="0" y="0"/>
+                      <a:ext cx="6120130" cy="4926929"/>
+                    </a:xfrm>
+                    <a:prstGeom prst="rect">
+                      <a:avLst/>
+                    </a:prstGeom>
+                  </pic:spPr>
+                </pic:pic>
+              </a:graphicData>
+            </a:graphic>
+          </wp:inline>
+        </w:drawing>
+      </w:r>
+    </w:p>
+    <w:p>
+      <w:pPr>
+        <w:rPr>
+          <w:lang w:eastAsia="ru-RU"/>
+        </w:rPr>
+      </w:pPr>
     </w:p>
     <w:p>
       <w:pPr>
@@ -2965,65 +3396,11 @@
     </w:p>
     <w:p>
       <w:pPr>
-        <w:ind w:firstLine="708"/>
-        <w:rPr>
-          <w:rFonts w:ascii="Times New Roman" w:hAnsi="Times New Roman" w:cs="Times New Roman"/>
-          <w:sz w:val="28"/>
-          <w:szCs w:val="28"/>
-        </w:rPr>
-      </w:pPr>
-    </w:p>
-    <w:p>
-      <w:pPr>
-        <w:jc w:val="center"/>
-        <w:rPr>
-          <w:rFonts w:ascii="Times New Roman" w:hAnsi="Times New Roman" w:cs="Times New Roman"/>
-          <w:b/>
-          <w:sz w:val="32"/>
-          <w:szCs w:val="32"/>
-        </w:rPr>
-      </w:pPr>
-    </w:p>
-    <w:p>
-      <w:pPr>
-        <w:jc w:val="center"/>
-        <w:rPr>
-          <w:rFonts w:ascii="Times New Roman" w:hAnsi="Times New Roman" w:cs="Times New Roman"/>
-          <w:b/>
-          <w:sz w:val="32"/>
-          <w:szCs w:val="32"/>
-        </w:rPr>
-      </w:pPr>
-    </w:p>
-    <w:p>
-      <w:pPr>
-        <w:jc w:val="center"/>
-        <w:rPr>
-          <w:rFonts w:ascii="Times New Roman" w:hAnsi="Times New Roman" w:cs="Times New Roman"/>
-          <w:b/>
-          <w:sz w:val="32"/>
-          <w:szCs w:val="32"/>
-        </w:rPr>
-      </w:pPr>
-    </w:p>
-    <w:p>
-      <w:pPr>
-        <w:jc w:val="center"/>
-        <w:rPr>
-          <w:rFonts w:ascii="Times New Roman" w:hAnsi="Times New Roman" w:cs="Times New Roman"/>
-          <w:b/>
-          <w:sz w:val="32"/>
-          <w:szCs w:val="32"/>
-        </w:rPr>
-      </w:pPr>
-    </w:p>
-    <w:p>
-      <w:pPr>
         <w:pStyle w:val="6"/>
       </w:pPr>
     </w:p>
     <w:sectPr>
-      <w:footerReference w:type="default" r:id="rId15"/>
+      <w:footerReference w:type="default" r:id="rId16"/>
       <w:pgSz w:w="11906" w:h="16838"/>
       <w:pgMar w:top="1134" w:right="567" w:bottom="1134" w:left="1701" w:header="709" w:footer="709" w:gutter="0"/>
       <w:pgNumType w:start="1"/>
@@ -3090,7 +3467,7 @@
           <w:rPr>
             <w:noProof/>
           </w:rPr>
-          <w:t>7</w:t>
+          <w:t>9</w:t>
         </w:r>
         <w:r>
           <w:fldChar w:fldCharType="end"/>
@@ -5070,7 +5447,7 @@
 </file>
 
 <file path=customXml/itemProps1.xml><?xml version="1.0" encoding="utf-8"?>
-<ds:datastoreItem xmlns:ds="http://schemas.openxmlformats.org/officeDocument/2006/customXml" ds:itemID="{1A45F61B-F670-4B53-B0BB-8B15D9141867}">
+<ds:datastoreItem xmlns:ds="http://schemas.openxmlformats.org/officeDocument/2006/customXml" ds:itemID="{F3119B31-493E-4BCC-9D41-0B710C88D645}">
   <ds:schemaRefs>
     <ds:schemaRef ds:uri="http://schemas.openxmlformats.org/officeDocument/2006/bibliography"/>
   </ds:schemaRefs>
